--- a/companies/calderwood-partners/Engagements/Hughes Group/2008.09.08 - Status Report - Hughes Group v2 FINAL.docx
+++ b/companies/calderwood-partners/Engagements/Hughes Group/2008.09.08 - Status Report - Hughes Group v2 FINAL.docx
@@ -7,158 +7,14 @@
         <w:pStyle w:val="Heading1"/>
       </w:pPr>
       <w:r>
-        <w:t>Status Report: Operating Model Redesign for Hughes Group</w:t>
+        <w:t>Status Report: Operating Model Redesign</w:t>
       </w:r>
     </w:p>
-    <w:tbl>
-      <w:tblPr>
-        <w:tblStyle w:val="TableGrid"/>
-        <w:tblW w:type="auto" w:w="0"/>
-        <w:tblLook w:firstColumn="1" w:firstRow="1" w:lastColumn="0" w:lastRow="0" w:noHBand="0" w:noVBand="1" w:val="04A0"/>
-      </w:tblPr>
-      <w:tblGrid>
-        <w:gridCol w:w="4320"/>
-        <w:gridCol w:w="4320"/>
-      </w:tblGrid>
-      <w:tr>
-        <w:tc>
-          <w:tcPr>
-            <w:tcW w:type="dxa" w:w="4320"/>
-          </w:tcPr>
-          <w:p>
-            <w:r>
-              <w:rPr>
-                <w:b/>
-              </w:rPr>
-              <w:t>Field</w:t>
-            </w:r>
-          </w:p>
-        </w:tc>
-        <w:tc>
-          <w:tcPr>
-            <w:tcW w:type="dxa" w:w="4320"/>
-          </w:tcPr>
-          <w:p>
-            <w:r>
-              <w:rPr>
-                <w:b/>
-              </w:rPr>
-              <w:t>Detail</w:t>
-            </w:r>
-          </w:p>
-        </w:tc>
-      </w:tr>
-      <w:tr>
-        <w:tc>
-          <w:tcPr>
-            <w:tcW w:type="dxa" w:w="4320"/>
-          </w:tcPr>
-          <w:p>
-            <w:r>
-              <w:t>Engagement</w:t>
-            </w:r>
-          </w:p>
-        </w:tc>
-        <w:tc>
-          <w:tcPr>
-            <w:tcW w:type="dxa" w:w="4320"/>
-          </w:tcPr>
-          <w:p>
-            <w:r>
-              <w:t>Operating Model Redesign</w:t>
-            </w:r>
-          </w:p>
-        </w:tc>
-      </w:tr>
-      <w:tr>
-        <w:tc>
-          <w:tcPr>
-            <w:tcW w:type="dxa" w:w="4320"/>
-          </w:tcPr>
-          <w:p>
-            <w:r>
-              <w:t>Client</w:t>
-            </w:r>
-          </w:p>
-        </w:tc>
-        <w:tc>
-          <w:tcPr>
-            <w:tcW w:type="dxa" w:w="4320"/>
-          </w:tcPr>
-          <w:p>
-            <w:r>
-              <w:t>Hughes Group</w:t>
-            </w:r>
-          </w:p>
-        </w:tc>
-      </w:tr>
-      <w:tr>
-        <w:tc>
-          <w:tcPr>
-            <w:tcW w:type="dxa" w:w="4320"/>
-          </w:tcPr>
-          <w:p>
-            <w:r>
-              <w:t>Prepared for</w:t>
-            </w:r>
-          </w:p>
-        </w:tc>
-        <w:tc>
-          <w:tcPr>
-            <w:tcW w:type="dxa" w:w="4320"/>
-          </w:tcPr>
-          <w:p>
-            <w:r>
-              <w:t>Hughes Group leadership</w:t>
-            </w:r>
-          </w:p>
-        </w:tc>
-      </w:tr>
-      <w:tr>
-        <w:tc>
-          <w:tcPr>
-            <w:tcW w:type="dxa" w:w="4320"/>
-          </w:tcPr>
-          <w:p>
-            <w:r>
-              <w:t>Prepared by</w:t>
-            </w:r>
-          </w:p>
-        </w:tc>
-        <w:tc>
-          <w:tcPr>
-            <w:tcW w:type="dxa" w:w="4320"/>
-          </w:tcPr>
-          <w:p>
-            <w:r>
-              <w:t>Jason Torres, Principal, Calderwood Partners</w:t>
-            </w:r>
-          </w:p>
-        </w:tc>
-      </w:tr>
-      <w:tr>
-        <w:tc>
-          <w:tcPr>
-            <w:tcW w:type="dxa" w:w="4320"/>
-          </w:tcPr>
-          <w:p>
-            <w:r>
-              <w:t>Position</w:t>
-            </w:r>
-          </w:p>
-        </w:tc>
-        <w:tc>
-          <w:tcPr>
-            <w:tcW w:type="dxa" w:w="4320"/>
-          </w:tcPr>
-          <w:p>
-            <w:r>
-              <w:t>Midpoint of the engagement</w:t>
-            </w:r>
-          </w:p>
-        </w:tc>
-      </w:tr>
-    </w:tbl>
+    <w:p>
+      <w:r>
+        <w:t>Prepared for the leadership team at Hughes Group. This report covers the engagement's progress since our last review and identifies the point on which we will need a decision from your side before the design work gives way to implementation planning. We have now reached roughly the midpoint of the engagement, and the matter that should hold your attention is a structural one: whether the finance, procurement, and information-technology support that today sits inside each operating unit ought to be consolidated into a single shared-services organization, or whether a lighter coordinating arrangement will capture most of the available benefit while sparing the business the disruption that a full consolidation would carry with it. The analysis so far suggests that the case for consolidation is genuine but narrower than the opening hypothesis assumed, and I want to put that qualification in front of you plainly now, before an early estimate hardens into an expectation the later work cannot support.</w:t>
+      </w:r>
+    </w:p>
     <w:p>
       <w:pPr>
         <w:pStyle w:val="Heading2"/>
@@ -169,7 +25,7 @@
     </w:p>
     <w:p>
       <w:r>
-        <w:t>We are at the midpoint of the operating model redesign for Hughes Group, and the work is on plan. The current-state analysis is finished, the design principles are agreed and signed off by your team, and we now have two viable target models costed against the same baseline. My recommendation is stated up front so that the rest of this report supports it rather than builds to it: adopt the consolidated model organized around shared services, and spend the second half of the engagement making it executable rather than reopening the choice. The sections below give you the basis for that recommendation and the risks that come with it.</w:t>
+        <w:t>At the midpoint the diagnostic is essentially complete and the design phase is underway. We have a defensible cost baseline for the support functions across the Hughes Group operating units, we have mapped the principal process handoffs that cross unit boundaries, and we have a first-pass model of what a consolidated organization would look like in terms of reporting lines, staffing, and the service levels the units would be entitled to expect. What remains before implementation can begin is the validation of that model against the operating constraints your managers raised during the interviews, together with a disciplined estimate of the transition cost, which in engagements of this kind is the figure most often underweighted at the outset. Brenda Rodriguez has led the baseline analysis, and she has been deliberate in separating the savings that are structural from those that rest on assumptions we have not yet been able to confirm; I would ask you to read her eventual numbers with that distinction in mind.</w:t>
       </w:r>
     </w:p>
     <w:p>
@@ -177,12 +33,12 @@
         <w:pStyle w:val="Heading2"/>
       </w:pPr>
       <w:r>
-        <w:t>Completed in this period</w:t>
+        <w:t>Completed since the last review</w:t>
       </w:r>
     </w:p>
     <w:p>
       <w:r>
-        <w:t>The first half of the engagement produced the evidence the design rests on. Brenda Rodriguez led the cost and organization analysis, and the figures are now yours rather than ours, reconciled to your general ledger and your headcount records instead of to any estimate we brought in. The following are complete:</w:t>
+        <w:t>Several pieces of work closed out in this period, and I set them down so that your team can see where the ground is now firm.</w:t>
       </w:r>
     </w:p>
     <w:p>
@@ -190,7 +46,7 @@
         <w:pStyle w:val="ListBullet"/>
       </w:pPr>
       <w:r>
-        <w:t>A baseline cost model across the operating units, built from your own figures and tied back to the trial balance, so that every line can be traced to a source you already trust.</w:t>
+        <w:t>1. We completed the cost baseline for the support functions and reconciled it against the general ledger, so that the figures we build on are your own and not our reconstruction of them.</w:t>
       </w:r>
     </w:p>
     <w:p>
@@ -198,7 +54,7 @@
         <w:pStyle w:val="ListBullet"/>
       </w:pPr>
       <w:r>
-        <w:t>An organization map of roles, spans of control, and reporting lines as they stand today, including the functions that are duplicated across more than one unit.</w:t>
+        <w:t>2. We finished the round of operator interviews across the units and documented the handoffs, exceptions, and workarounds that a purely organizational view of the functions tends to miss.</w:t>
       </w:r>
     </w:p>
     <w:p>
@@ -206,7 +62,20 @@
         <w:pStyle w:val="ListBullet"/>
       </w:pPr>
       <w:r>
-        <w:t>An agreed set of design principles that any target model has to satisfy, so the eventual choice is measured against criteria your leadership set in advance.</w:t>
+        <w:t>3. We produced a first draft of the target operating model, including a straw-man organization chart and a provisional set of service definitions, which is now with your functional leads for comment.</w:t>
+      </w:r>
+    </w:p>
+    <w:p>
+      <w:pPr>
+        <w:pStyle w:val="Heading2"/>
+      </w:pPr>
+      <w:r>
+        <w:t>The period ahead</w:t>
+      </w:r>
+    </w:p>
+    <w:p>
+      <w:r>
+        <w:t>The next stretch of the engagement is where the design is tested against reality, and it is the part that most determines whether the eventual recommendation holds up in practice.</w:t>
       </w:r>
     </w:p>
     <w:p>
@@ -214,12 +83,23 @@
         <w:pStyle w:val="ListBullet"/>
       </w:pPr>
       <w:r>
-        <w:t>Two costed target operating models, each measured against the same baseline, so the decision between them is a decision between numbers and not between preferences.</w:t>
+        <w:t>1. We will validate the target model with the functional leads and revise it where their objections are well founded, rather than defending the first draft for its own sake.</w:t>
       </w:r>
     </w:p>
     <w:p>
+      <w:pPr>
+        <w:pStyle w:val="ListBullet"/>
+      </w:pPr>
       <w:r>
-        <w:t>One finding deserves to be stated plainly. The duplication in the back-office functions is larger than the figure your team carried into this work, and it is the single largest source of the savings that both target models show. Brenda Rodriguez has documented how that number was built, line by line, and it does not soften under examination. It is the reason the consolidated model separates from the alternative on the numbers.</w:t>
+        <w:t>2. We will build the transition plan and cost estimate, treating the one-time cost of moving from the current state to the new one as a first-class number and not a footnote.</w:t>
+      </w:r>
+    </w:p>
+    <w:p>
+      <w:pPr>
+        <w:pStyle w:val="ListBullet"/>
+      </w:pPr>
+      <w:r>
+        <w:t>3. We will prepare the recommendation and the supporting case for the decision described at the top of this report, so that when your leadership takes it up they are choosing between two clearly drawn options and not between a proposal and a vacuum.</w:t>
       </w:r>
     </w:p>
     <w:p>
@@ -227,12 +107,12 @@
         <w:pStyle w:val="Heading2"/>
       </w:pPr>
       <w:r>
-        <w:t>The second half</w:t>
+        <w:t>Risks, and where we will need your help</w:t>
       </w:r>
     </w:p>
     <w:p>
       <w:r>
-        <w:t>The remainder of the engagement turns the chosen model into a plan the organization can actually run. Assuming the direction is confirmed, the work ahead is:</w:t>
+        <w:t>A few conditions will determine whether we hold the schedule, and because each of them sits partly on your side of the table, I want to set them out before I make any request of you.</w:t>
       </w:r>
     </w:p>
     <w:p>
@@ -240,7 +120,7 @@
         <w:pStyle w:val="ListBullet"/>
       </w:pPr>
       <w:r>
-        <w:t>Detailed design of the target organization: the specific roles, spans, and reporting lines, drawn at a level a manager could staff from.</w:t>
+        <w:t>1. Access to the finance systems has been slower than planned, and the transition estimate depends on data we have not yet received; if your team can clear the outstanding requests, we can keep the design phase from slipping into the validation window.</w:t>
       </w:r>
     </w:p>
     <w:p>
@@ -248,7 +128,7 @@
         <w:pStyle w:val="ListBullet"/>
       </w:pPr>
       <w:r>
-        <w:t>A transition plan that sequences the moves so the business keeps operating while it changes, with the dependencies between moves made explicit rather than left to be discovered.</w:t>
+        <w:t>2. The functional leads are being asked to comment on a model that reduces the autonomy some of them have held for years, and candid feedback from them is worth more to us than polite agreement; a word from you that their objections are genuinely wanted would improve what we get back.</w:t>
       </w:r>
     </w:p>
     <w:p>
@@ -256,102 +136,17 @@
         <w:pStyle w:val="ListBullet"/>
       </w:pPr>
       <w:r>
-        <w:t>A quantified benefit case phased over the first two years, with the assumption behind each figure written down and open to challenge.</w:t>
-      </w:r>
-    </w:p>
-    <w:p>
-      <w:pPr>
-        <w:pStyle w:val="ListBullet"/>
-      </w:pPr>
-      <w:r>
-        <w:t>A short set of decisions for your leadership team, each paired with the information needed to make it.</w:t>
-      </w:r>
-    </w:p>
-    <w:p>
-      <w:pPr>
-        <w:pStyle w:val="Heading2"/>
-      </w:pPr>
-      <w:r>
-        <w:t>Budget</w:t>
+        <w:t>3. The transition cost remains the largest single uncertainty in the case, and I want to say now that our first estimate is likely to come in above what the early conversations implied, so that the figure surprises no one when it lands.</w:t>
       </w:r>
     </w:p>
     <w:p>
       <w:r>
-        <w:t>The engagement is tracking within its planned budget and hours. The analysis phase came in on effort, and nothing in the plan for the second half requires more than was scoped. If the detailed design surfaces a question that genuinely falls outside the original scope, I will bring it to you before any work is done against it, not after, so that the budget holds no surprises at the end.</w:t>
-      </w:r>
-    </w:p>
-    <w:p>
-      <w:pPr>
-        <w:pStyle w:val="Heading2"/>
-      </w:pPr>
-      <w:r>
-        <w:t>Risks worth watching</w:t>
+        <w:t>None of this changes my read that the engagement is on course. The design is sound in its bones, the open questions are the ones we expected to be open at this stage, and the decision in front of you is a real choice and not a foregone conclusion dressed up as one. I will bring the validated model and the transition estimate to the next review, and I am glad to walk any of your leadership through the working before then.</w:t>
       </w:r>
     </w:p>
     <w:p>
       <w:r>
-        <w:t>Three risks bear watching. None of them is fatal if it is managed early, and each is named here so that it can be.</w:t>
-      </w:r>
-    </w:p>
-    <w:p>
-      <w:pPr>
-        <w:pStyle w:val="ListBullet"/>
-      </w:pPr>
-      <w:r>
-        <w:t>Data completeness in the two smaller units, where the records are thinner than in the core business. We have flagged the gaps; closing them needs a few hours from your controllers, not a new data collection.</w:t>
-      </w:r>
-    </w:p>
-    <w:p>
-      <w:pPr>
-        <w:pStyle w:val="ListBullet"/>
-      </w:pPr>
-      <w:r>
-        <w:t>Organizational readiness. The consolidated model asks two managers to give up scope. That conversation belongs to your leadership; we can prepare it and support it, but we cannot hold it for you.</w:t>
-      </w:r>
-    </w:p>
-    <w:p>
-      <w:pPr>
-        <w:pStyle w:val="ListBullet"/>
-      </w:pPr>
-      <w:r>
-        <w:t>Decision latency. The transition plan has a critical path, and every week the model selection waits is a week the plan slips behind it. This is the risk most within your own control.</w:t>
-      </w:r>
-    </w:p>
-    <w:p>
-      <w:pPr>
-        <w:pStyle w:val="Heading2"/>
-      </w:pPr>
-      <w:r>
-        <w:t>The decision I need now</w:t>
-      </w:r>
-    </w:p>
-    <w:p>
-      <w:r>
-        <w:t>The decision I need from you at this checkpoint is narrow. Confirm the consolidated model as the target, or tell me which of the two you want carried forward, so that the second half opens on detailed design and not on a re-argument of the choice. Give me that at our next review and the plan will be in front of your leadership team on schedule. Questions on any part of this report can come to me directly, or to Brenda Rodriguez on the analysis behind it.</w:t>
-      </w:r>
-    </w:p>
-    <w:p/>
-    <w:p>
-      <w:r>
-        <w:t>_____________________________</w:t>
-      </w:r>
-    </w:p>
-    <w:p>
-      <w:r>
-        <w:rPr>
-          <w:b/>
-        </w:rPr>
-        <w:t>Jason Torres</w:t>
-      </w:r>
-    </w:p>
-    <w:p>
-      <w:r>
-        <w:t>Principal</w:t>
-      </w:r>
-    </w:p>
-    <w:p>
-      <w:r>
-        <w:t>Date: September 8, 2008</w:t>
+        <w:t>Respectfully, Jason Torres, Principal, Calderwood Partners.</w:t>
       </w:r>
     </w:p>
     <w:sectPr>
